--- a/G89HW3Form.docx
+++ b/G89HW3Form.docx
@@ -1809,7 +1809,7 @@
                 <w:szCs w:val="20"/>
                 <w:lang w:val="en-US"/>
               </w:rPr>
-              <w:t>0.24857536352803056</w:t>
+              <w:t>0.25031677556256754</w:t>
             </w:r>
           </w:p>
         </w:tc>
@@ -1875,7 +1875,7 @@
                 <w:szCs w:val="20"/>
                 <w:lang w:val="en-US"/>
               </w:rPr>
-              <w:t>0.1027805181420633</w:t>
+              <w:t>0.004170618607417938</w:t>
             </w:r>
           </w:p>
         </w:tc>

--- a/G89HW3Form.docx
+++ b/G89HW3Form.docx
@@ -27,7 +27,7 @@
           <w:szCs w:val="20"/>
           <w:lang w:val="en-US"/>
         </w:rPr>
-        <w:t>fill in your group number</w:t>
+        <w:t>89</w:t>
       </w:r>
     </w:p>
     <w:p>
@@ -36,7 +36,6 @@
           <w:color w:val="FF0000"/>
           <w:sz w:val="20"/>
           <w:szCs w:val="20"/>
-          <w:lang w:val="en-US"/>
         </w:rPr>
       </w:pPr>
       <w:r>
@@ -44,27 +43,34 @@
           <w:b/>
           <w:sz w:val="20"/>
           <w:szCs w:val="20"/>
-          <w:lang w:val="en-US"/>
-        </w:rPr>
-        <w:t>GROUP</w:t>
-      </w:r>
-      <w:r>
-        <w:rPr>
-          <w:b/>
-          <w:sz w:val="20"/>
-          <w:szCs w:val="20"/>
-          <w:lang w:val="en-US"/>
-        </w:rPr>
-        <w:t xml:space="preserve"> MEMBERS: </w:t>
-      </w:r>
+        </w:rPr>
+        <w:t xml:space="preserve">GROUP MEMBERS: </w:t>
+      </w:r>
+      <w:proofErr w:type="spellStart"/>
       <w:r>
         <w:rPr>
           <w:color w:val="FF0000"/>
           <w:sz w:val="20"/>
           <w:szCs w:val="20"/>
-          <w:lang w:val="en-US"/>
-        </w:rPr>
-        <w:t>fill in your group members</w:t>
+        </w:rPr>
+        <w:t>Crucioli</w:t>
+      </w:r>
+      <w:proofErr w:type="spellEnd"/>
+      <w:r>
+        <w:rPr>
+          <w:color w:val="FF0000"/>
+          <w:sz w:val="20"/>
+          <w:szCs w:val="20"/>
+        </w:rPr>
+        <w:t xml:space="preserve"> Giuliano, Da</w:t>
+      </w:r>
+      <w:r>
+        <w:rPr>
+          <w:color w:val="FF0000"/>
+          <w:sz w:val="20"/>
+          <w:szCs w:val="20"/>
+        </w:rPr>
+        <w:t>zzini Bartolo, Gotti Paolo</w:t>
       </w:r>
     </w:p>
     <w:p>
@@ -73,7 +79,6 @@
           <w:b/>
           <w:sz w:val="20"/>
           <w:szCs w:val="20"/>
-          <w:lang w:val="en-US"/>
         </w:rPr>
       </w:pPr>
     </w:p>
